--- a/templates/ΑΠΟΦΑΣΗ_ΧΟΡΗΓΗΣΗΣ-ΑΔΕΙΑΣ-ΔΙΕΥΚΟΛΥΝΣΗΣ-ΓΙΑ-ΕΝΗΜΕΡΩΣΗ-ΣΧΟΛΙΚΗΣ-ΕΠΙΔΟΣΗΣ.docx
+++ b/templates/ΑΠΟΦΑΣΗ_ΧΟΡΗΓΗΣΗΣ-ΑΔΕΙΑΣ-ΔΙΕΥΚΟΛΥΝΣΗΣ-ΓΙΑ-ΕΝΗΜΕΡΩΣΗ-ΣΧΟΛΙΚΗΣ-ΕΠΙΔΟΣΗΣ.docx
@@ -451,7 +451,41 @@
                       <w:spacing w:val="-2"/>
                       <w:szCs w:val="22"/>
                     </w:rPr>
-                    <w:t>. Άργους Ναυπλίου</w:t>
+                    <w:t>.</w:t>
+                  </w:r>
+                  <w:r>
+                    <w:rPr>
+                      <w:rFonts w:ascii="Calibri" w:hAnsi="Calibri"/>
+                      <w:spacing w:val="-2"/>
+                      <w:szCs w:val="22"/>
+                    </w:rPr>
+                    <w:t xml:space="preserve"> </w:t>
+                  </w:r>
+                  <w:proofErr w:type="spellStart"/>
+                  <w:r>
+                    <w:rPr>
+                      <w:rFonts w:ascii="Calibri" w:hAnsi="Calibri"/>
+                      <w:spacing w:val="-2"/>
+                      <w:szCs w:val="22"/>
+                    </w:rPr>
+                    <w:t>Λεωφ</w:t>
+                  </w:r>
+                  <w:proofErr w:type="spellEnd"/>
+                  <w:r>
+                    <w:rPr>
+                      <w:rFonts w:ascii="Calibri" w:hAnsi="Calibri"/>
+                      <w:spacing w:val="-2"/>
+                      <w:szCs w:val="22"/>
+                    </w:rPr>
+                    <w:t xml:space="preserve">. </w:t>
+                  </w:r>
+                  <w:r>
+                    <w:rPr>
+                      <w:rFonts w:ascii="Calibri" w:hAnsi="Calibri"/>
+                      <w:spacing w:val="-2"/>
+                      <w:szCs w:val="22"/>
+                    </w:rPr>
+                    <w:t xml:space="preserve"> Άργους Ναυπλίου</w:t>
                   </w:r>
                 </w:p>
                 <w:p>
@@ -500,7 +534,15 @@
                       <w:szCs w:val="22"/>
                       <w:lang w:val="en-US"/>
                     </w:rPr>
-                    <w:t>. 2751022440, 2751069176</w:t>
+                    <w:t xml:space="preserve">. </w:t>
+                  </w:r>
+                  <w:r>
+                    <w:rPr>
+                      <w:rFonts w:ascii="Calibri" w:hAnsi="Calibri"/>
+                      <w:szCs w:val="22"/>
+                      <w:lang w:val="en-US"/>
+                    </w:rPr>
+                    <w:t>2751069176</w:t>
                   </w:r>
                 </w:p>
                 <w:p>
@@ -659,6 +701,153 @@
           <w:sz w:val="18"/>
         </w:rPr>
         <w:pict>
+          <v:shape id="_x0000_s1034" type="#_x0000_t202" style="position:absolute;left:0;text-align:left;margin-left:299.4pt;margin-top:-207.7pt;width:180.6pt;height:41.25pt;z-index:251664384;visibility:visible" o:gfxdata="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" stroked="f">
+            <v:textbox style="mso-next-textbox:#_x0000_s1034">
+              <w:txbxContent>
+                <w:p>
+                  <w:pPr>
+                    <w:rPr>
+                      <w:rFonts w:ascii="Calibri" w:hAnsi="Calibri"/>
+                      <w:sz w:val="22"/>
+                      <w:szCs w:val="24"/>
+                    </w:rPr>
+                  </w:pPr>
+                  <w:r>
+                    <w:rPr>
+                      <w:rFonts w:ascii="Calibri" w:hAnsi="Calibri"/>
+                      <w:spacing w:val="-1"/>
+                      <w:sz w:val="22"/>
+                      <w:szCs w:val="24"/>
+                    </w:rPr>
+                    <w:t xml:space="preserve">Άργος,  </w:t>
+                  </w:r>
+                  <w:r>
+                    <w:rPr>
+                      <w:rFonts w:ascii="Calibri" w:hAnsi="Calibri"/>
+                      <w:spacing w:val="-1"/>
+                      <w:sz w:val="22"/>
+                      <w:szCs w:val="24"/>
+                      <w:lang w:val="en-US"/>
+                    </w:rPr>
+                    <w:t xml:space="preserve">{{ </w:t>
+                  </w:r>
+                  <w:proofErr w:type="spellStart"/>
+                  <w:r>
+                    <w:rPr>
+                      <w:rFonts w:ascii="Calibri" w:hAnsi="Calibri"/>
+                      <w:spacing w:val="-1"/>
+                      <w:sz w:val="22"/>
+                      <w:szCs w:val="24"/>
+                      <w:lang w:val="en-US"/>
+                    </w:rPr>
+                    <w:t>hmer_protocollou</w:t>
+                  </w:r>
+                  <w:proofErr w:type="spellEnd"/>
+                  <w:r>
+                    <w:rPr>
+                      <w:rFonts w:ascii="Calibri" w:hAnsi="Calibri"/>
+                      <w:spacing w:val="-1"/>
+                      <w:sz w:val="22"/>
+                      <w:szCs w:val="24"/>
+                      <w:lang w:val="en-US"/>
+                    </w:rPr>
+                    <w:t xml:space="preserve"> }}</w:t>
+                  </w:r>
+                  <w:r>
+                    <w:rPr>
+                      <w:rFonts w:ascii="Calibri" w:hAnsi="Calibri"/>
+                      <w:sz w:val="22"/>
+                      <w:szCs w:val="24"/>
+                    </w:rPr>
+                    <w:t xml:space="preserve"> </w:t>
+                  </w:r>
+                </w:p>
+                <w:p>
+                  <w:pPr>
+                    <w:rPr>
+                      <w:rFonts w:ascii="Calibri" w:hAnsi="Calibri"/>
+                      <w:sz w:val="22"/>
+                      <w:szCs w:val="24"/>
+                      <w:lang w:val="en-US"/>
+                    </w:rPr>
+                  </w:pPr>
+                  <w:r>
+                    <w:rPr>
+                      <w:rFonts w:ascii="Calibri" w:hAnsi="Calibri"/>
+                      <w:sz w:val="22"/>
+                      <w:szCs w:val="24"/>
+                    </w:rPr>
+                    <w:t xml:space="preserve">Αρ. </w:t>
+                  </w:r>
+                  <w:proofErr w:type="spellStart"/>
+                  <w:r>
+                    <w:rPr>
+                      <w:rFonts w:ascii="Calibri" w:hAnsi="Calibri"/>
+                      <w:sz w:val="22"/>
+                      <w:szCs w:val="24"/>
+                    </w:rPr>
+                    <w:t>Πρωτ</w:t>
+                  </w:r>
+                  <w:proofErr w:type="spellEnd"/>
+                  <w:r>
+                    <w:rPr>
+                      <w:rFonts w:ascii="Calibri" w:hAnsi="Calibri"/>
+                      <w:sz w:val="22"/>
+                      <w:szCs w:val="24"/>
+                    </w:rPr>
+                    <w:t xml:space="preserve"> : </w:t>
+                  </w:r>
+                  <w:r>
+                    <w:rPr>
+                      <w:rFonts w:ascii="Calibri" w:hAnsi="Calibri"/>
+                      <w:sz w:val="22"/>
+                      <w:szCs w:val="24"/>
+                      <w:lang w:val="en-US"/>
+                    </w:rPr>
+                    <w:t xml:space="preserve">{{ </w:t>
+                  </w:r>
+                  <w:proofErr w:type="spellStart"/>
+                  <w:r>
+                    <w:rPr>
+                      <w:rFonts w:ascii="Calibri" w:hAnsi="Calibri"/>
+                      <w:sz w:val="22"/>
+                      <w:szCs w:val="24"/>
+                      <w:lang w:val="en-US"/>
+                    </w:rPr>
+                    <w:t>protocollo_adeias</w:t>
+                  </w:r>
+                  <w:proofErr w:type="spellEnd"/>
+                  <w:r>
+                    <w:rPr>
+                      <w:rFonts w:ascii="Calibri" w:hAnsi="Calibri"/>
+                      <w:sz w:val="22"/>
+                      <w:szCs w:val="24"/>
+                      <w:lang w:val="en-US"/>
+                    </w:rPr>
+                    <w:t xml:space="preserve"> }}</w:t>
+                  </w:r>
+                </w:p>
+                <w:p>
+                  <w:pPr>
+                    <w:rPr>
+                      <w:rFonts w:ascii="Calibri" w:hAnsi="Calibri"/>
+                      <w:sz w:val="24"/>
+                      <w:szCs w:val="24"/>
+                      <w:lang w:val="en-US"/>
+                    </w:rPr>
+                  </w:pPr>
+                </w:p>
+              </w:txbxContent>
+            </v:textbox>
+          </v:shape>
+        </w:pict>
+      </w:r>
+      <w:r>
+        <w:rPr>
+          <w:noProof/>
+          <w:sz w:val="18"/>
+        </w:rPr>
+        <w:pict>
           <v:shape id="Text Box 2" o:spid="_x0000_s1026" type="#_x0000_t202" style="position:absolute;left:0;text-align:left;margin-left:299.4pt;margin-top:-107.05pt;width:164.9pt;height:69.1pt;z-index:251657216;visibility:visible" o:gfxdata="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" stroked="f">
             <v:textbox style="mso-next-textbox:#Text Box 2">
               <w:txbxContent>
@@ -706,90 +895,6 @@
                       <w:szCs w:val="24"/>
                     </w:rPr>
                   </w:pPr>
-                </w:p>
-              </w:txbxContent>
-            </v:textbox>
-          </v:shape>
-        </w:pict>
-      </w:r>
-      <w:r>
-        <w:rPr>
-          <w:noProof/>
-          <w:sz w:val="18"/>
-        </w:rPr>
-        <w:pict>
-          <v:shape id="_x0000_s1030" type="#_x0000_t202" style="position:absolute;left:0;text-align:left;margin-left:299.4pt;margin-top:-207.7pt;width:180.6pt;height:41.25pt;z-index:251661312;visibility:visible" o:gfxdata="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" stroked="f">
-            <v:textbox style="mso-next-textbox:#_x0000_s1030">
-              <w:txbxContent>
-                <w:p>
-                  <w:pPr>
-                    <w:rPr>
-                      <w:rFonts w:ascii="Calibri" w:hAnsi="Calibri"/>
-                      <w:b/>
-                      <w:sz w:val="22"/>
-                      <w:szCs w:val="24"/>
-                    </w:rPr>
-                  </w:pPr>
-                  <w:r>
-                    <w:rPr>
-                      <w:rFonts w:ascii="Calibri" w:hAnsi="Calibri"/>
-                      <w:b/>
-                      <w:sz w:val="22"/>
-                      <w:szCs w:val="24"/>
-                    </w:rPr>
-                    <w:t xml:space="preserve">Αρ. </w:t>
-                  </w:r>
-                  <w:proofErr w:type="spellStart"/>
-                  <w:r>
-                    <w:rPr>
-                      <w:rFonts w:ascii="Calibri" w:hAnsi="Calibri"/>
-                      <w:b/>
-                      <w:sz w:val="22"/>
-                      <w:szCs w:val="24"/>
-                    </w:rPr>
-                    <w:t>Πρωτ</w:t>
-                  </w:r>
-                  <w:proofErr w:type="spellEnd"/>
-                  <w:r>
-                    <w:rPr>
-                      <w:rFonts w:ascii="Calibri" w:hAnsi="Calibri"/>
-                      <w:b/>
-                      <w:sz w:val="22"/>
-                      <w:szCs w:val="24"/>
-                    </w:rPr>
-                    <w:t xml:space="preserve"> : ……………..</w:t>
-                  </w:r>
-                </w:p>
-                <w:p>
-                  <w:pPr>
-                    <w:ind w:left="709" w:hanging="709"/>
-                    <w:rPr>
-                      <w:rFonts w:ascii="Calibri" w:hAnsi="Calibri"/>
-                      <w:b/>
-                      <w:sz w:val="24"/>
-                      <w:szCs w:val="24"/>
-                    </w:rPr>
-                  </w:pPr>
-                  <w:r>
-                    <w:rPr>
-                      <w:rFonts w:ascii="Calibri" w:hAnsi="Calibri"/>
-                      <w:b/>
-                      <w:spacing w:val="-1"/>
-                      <w:sz w:val="22"/>
-                      <w:szCs w:val="24"/>
-                    </w:rPr>
-                    <w:t xml:space="preserve">Ημερομηνία: </w:t>
-                  </w:r>
-                  <w:r>
-                    <w:rPr>
-                      <w:rFonts w:ascii="Calibri" w:hAnsi="Calibri"/>
-                      <w:b/>
-                      <w:spacing w:val="-1"/>
-                      <w:sz w:val="22"/>
-                      <w:szCs w:val="24"/>
-                    </w:rPr>
-                    <w:t>………………………</w:t>
-                  </w:r>
                 </w:p>
               </w:txbxContent>
             </v:textbox>
@@ -1039,6 +1144,425 @@
     </w:p>
     <w:p>
       <w:pPr>
+        <w:pStyle w:val="a6"/>
+        <w:numPr>
+          <w:ilvl w:val="0"/>
+          <w:numId w:val="16"/>
+        </w:numPr>
+        <w:tabs>
+          <w:tab w:val="left" w:pos="993"/>
+          <w:tab w:val="left" w:pos="1418"/>
+          <w:tab w:val="center" w:pos="4677"/>
+        </w:tabs>
+        <w:spacing w:line="276" w:lineRule="auto"/>
+        <w:jc w:val="both"/>
+        <w:rPr>
+          <w:rFonts w:asciiTheme="minorHAnsi" w:hAnsiTheme="minorHAnsi"/>
+          <w:sz w:val="22"/>
+          <w:szCs w:val="22"/>
+        </w:rPr>
+      </w:pPr>
+      <w:r>
+        <w:rPr>
+          <w:rFonts w:asciiTheme="minorHAnsi" w:hAnsiTheme="minorHAnsi"/>
+          <w:sz w:val="22"/>
+          <w:szCs w:val="22"/>
+        </w:rPr>
+        <w:t xml:space="preserve">Την αίτηση με </w:t>
+      </w:r>
+      <w:r>
+        <w:rPr>
+          <w:rFonts w:asciiTheme="minorHAnsi" w:hAnsiTheme="minorHAnsi"/>
+          <w:sz w:val="22"/>
+          <w:szCs w:val="22"/>
+        </w:rPr>
+        <w:t xml:space="preserve">Α.Π. </w:t>
+      </w:r>
+      <w:r>
+        <w:rPr>
+          <w:rFonts w:asciiTheme="minorHAnsi" w:hAnsiTheme="minorHAnsi"/>
+          <w:sz w:val="22"/>
+          <w:szCs w:val="22"/>
+        </w:rPr>
+        <w:t>{{</w:t>
+      </w:r>
+      <w:r>
+        <w:rPr>
+          <w:rFonts w:asciiTheme="minorHAnsi" w:hAnsiTheme="minorHAnsi"/>
+          <w:sz w:val="22"/>
+          <w:szCs w:val="22"/>
+        </w:rPr>
+        <w:t xml:space="preserve"> </w:t>
+      </w:r>
+      <w:proofErr w:type="spellStart"/>
+      <w:r>
+        <w:rPr>
+          <w:rFonts w:asciiTheme="minorHAnsi" w:hAnsiTheme="minorHAnsi"/>
+          <w:sz w:val="22"/>
+          <w:szCs w:val="22"/>
+        </w:rPr>
+        <w:t>protocollo</w:t>
+      </w:r>
+      <w:r>
+        <w:rPr>
+          <w:rFonts w:asciiTheme="minorHAnsi" w:hAnsiTheme="minorHAnsi"/>
+          <w:sz w:val="22"/>
+          <w:szCs w:val="22"/>
+        </w:rPr>
+        <w:t>_</w:t>
+      </w:r>
+      <w:r>
+        <w:rPr>
+          <w:rFonts w:asciiTheme="minorHAnsi" w:hAnsiTheme="minorHAnsi"/>
+          <w:sz w:val="22"/>
+          <w:szCs w:val="22"/>
+        </w:rPr>
+        <w:t>aithshs</w:t>
+      </w:r>
+      <w:proofErr w:type="spellEnd"/>
+      <w:r>
+        <w:rPr>
+          <w:rFonts w:asciiTheme="minorHAnsi" w:hAnsiTheme="minorHAnsi"/>
+          <w:sz w:val="22"/>
+          <w:szCs w:val="22"/>
+        </w:rPr>
+        <w:t xml:space="preserve"> }}</w:t>
+      </w:r>
+      <w:r>
+        <w:rPr>
+          <w:rFonts w:asciiTheme="minorHAnsi" w:hAnsiTheme="minorHAnsi"/>
+          <w:sz w:val="22"/>
+          <w:szCs w:val="22"/>
+        </w:rPr>
+        <w:t>/</w:t>
+      </w:r>
+      <w:r>
+        <w:rPr>
+          <w:rFonts w:asciiTheme="minorHAnsi" w:hAnsiTheme="minorHAnsi"/>
+          <w:sz w:val="22"/>
+          <w:szCs w:val="22"/>
+        </w:rPr>
+        <w:t xml:space="preserve">{{ </w:t>
+      </w:r>
+      <w:proofErr w:type="spellStart"/>
+      <w:r>
+        <w:rPr>
+          <w:rFonts w:asciiTheme="minorHAnsi" w:hAnsiTheme="minorHAnsi"/>
+          <w:sz w:val="22"/>
+          <w:szCs w:val="22"/>
+        </w:rPr>
+        <w:t>hmer</w:t>
+      </w:r>
+      <w:r>
+        <w:rPr>
+          <w:rFonts w:asciiTheme="minorHAnsi" w:hAnsiTheme="minorHAnsi"/>
+          <w:sz w:val="22"/>
+          <w:szCs w:val="22"/>
+        </w:rPr>
+        <w:t>_</w:t>
+      </w:r>
+      <w:r>
+        <w:rPr>
+          <w:rFonts w:asciiTheme="minorHAnsi" w:hAnsiTheme="minorHAnsi"/>
+          <w:sz w:val="22"/>
+          <w:szCs w:val="22"/>
+        </w:rPr>
+        <w:t>protocollou</w:t>
+      </w:r>
+      <w:r>
+        <w:rPr>
+          <w:rFonts w:asciiTheme="minorHAnsi" w:hAnsiTheme="minorHAnsi"/>
+          <w:sz w:val="22"/>
+          <w:szCs w:val="22"/>
+        </w:rPr>
+        <w:t>_</w:t>
+      </w:r>
+      <w:r>
+        <w:rPr>
+          <w:rFonts w:asciiTheme="minorHAnsi" w:hAnsiTheme="minorHAnsi"/>
+          <w:sz w:val="22"/>
+          <w:szCs w:val="22"/>
+        </w:rPr>
+        <w:t>aithshs</w:t>
+      </w:r>
+      <w:proofErr w:type="spellEnd"/>
+      <w:r>
+        <w:rPr>
+          <w:rFonts w:asciiTheme="minorHAnsi" w:hAnsiTheme="minorHAnsi"/>
+          <w:sz w:val="22"/>
+          <w:szCs w:val="22"/>
+        </w:rPr>
+        <w:t>}}</w:t>
+      </w:r>
+      <w:r>
+        <w:rPr>
+          <w:rFonts w:asciiTheme="minorHAnsi" w:hAnsiTheme="minorHAnsi"/>
+          <w:sz w:val="22"/>
+          <w:szCs w:val="22"/>
+        </w:rPr>
+        <w:t>,</w:t>
+      </w:r>
+      <w:r>
+        <w:rPr>
+          <w:rFonts w:asciiTheme="minorHAnsi" w:hAnsiTheme="minorHAnsi"/>
+          <w:sz w:val="22"/>
+          <w:szCs w:val="22"/>
+        </w:rPr>
+        <w:t xml:space="preserve"> </w:t>
+      </w:r>
+      <w:r>
+        <w:rPr>
+          <w:rFonts w:asciiTheme="minorHAnsi" w:hAnsiTheme="minorHAnsi"/>
+          <w:sz w:val="22"/>
+          <w:szCs w:val="22"/>
+        </w:rPr>
+        <w:t>του</w:t>
+      </w:r>
+      <w:r>
+        <w:rPr>
+          <w:rFonts w:asciiTheme="minorHAnsi" w:hAnsiTheme="minorHAnsi"/>
+          <w:sz w:val="22"/>
+          <w:szCs w:val="22"/>
+        </w:rPr>
+        <w:t>/</w:t>
+      </w:r>
+      <w:r>
+        <w:rPr>
+          <w:rFonts w:asciiTheme="minorHAnsi" w:hAnsiTheme="minorHAnsi"/>
+          <w:sz w:val="22"/>
+          <w:szCs w:val="22"/>
+        </w:rPr>
+        <w:t xml:space="preserve">της εκπαιδευτικού {{ </w:t>
+      </w:r>
+      <w:proofErr w:type="spellStart"/>
+      <w:r>
+        <w:rPr>
+          <w:rFonts w:asciiTheme="minorHAnsi" w:hAnsiTheme="minorHAnsi"/>
+          <w:sz w:val="22"/>
+          <w:szCs w:val="22"/>
+        </w:rPr>
+        <w:t>eponymo</w:t>
+      </w:r>
+      <w:proofErr w:type="spellEnd"/>
+      <w:r>
+        <w:rPr>
+          <w:rFonts w:asciiTheme="minorHAnsi" w:hAnsiTheme="minorHAnsi"/>
+          <w:sz w:val="22"/>
+          <w:szCs w:val="22"/>
+        </w:rPr>
+        <w:t xml:space="preserve"> }} </w:t>
+      </w:r>
+      <w:r>
+        <w:rPr>
+          <w:rFonts w:asciiTheme="minorHAnsi" w:hAnsiTheme="minorHAnsi"/>
+          <w:sz w:val="22"/>
+          <w:szCs w:val="22"/>
+        </w:rPr>
+        <w:t xml:space="preserve">{{ </w:t>
+      </w:r>
+      <w:proofErr w:type="spellStart"/>
+      <w:r>
+        <w:rPr>
+          <w:rFonts w:asciiTheme="minorHAnsi" w:hAnsiTheme="minorHAnsi"/>
+          <w:sz w:val="22"/>
+          <w:szCs w:val="22"/>
+        </w:rPr>
+        <w:t>onoma</w:t>
+      </w:r>
+      <w:proofErr w:type="spellEnd"/>
+      <w:r>
+        <w:rPr>
+          <w:rFonts w:asciiTheme="minorHAnsi" w:hAnsiTheme="minorHAnsi"/>
+          <w:sz w:val="22"/>
+          <w:szCs w:val="22"/>
+        </w:rPr>
+        <w:t xml:space="preserve"> }} </w:t>
+      </w:r>
+      <w:r>
+        <w:rPr>
+          <w:rFonts w:asciiTheme="minorHAnsi" w:hAnsiTheme="minorHAnsi"/>
+          <w:sz w:val="22"/>
+          <w:szCs w:val="22"/>
+        </w:rPr>
+        <w:t>με</w:t>
+      </w:r>
+      <w:r>
+        <w:rPr>
+          <w:rFonts w:asciiTheme="minorHAnsi" w:hAnsiTheme="minorHAnsi"/>
+          <w:sz w:val="22"/>
+          <w:szCs w:val="22"/>
+        </w:rPr>
+        <w:t xml:space="preserve"> </w:t>
+      </w:r>
+      <w:r>
+        <w:rPr>
+          <w:rFonts w:asciiTheme="minorHAnsi" w:hAnsiTheme="minorHAnsi"/>
+          <w:sz w:val="22"/>
+          <w:szCs w:val="22"/>
+        </w:rPr>
+        <w:t xml:space="preserve">ΑΜ </w:t>
+      </w:r>
+      <w:r>
+        <w:rPr>
+          <w:rFonts w:asciiTheme="minorHAnsi" w:hAnsiTheme="minorHAnsi"/>
+          <w:sz w:val="22"/>
+          <w:szCs w:val="22"/>
+        </w:rPr>
+        <w:t>{{</w:t>
+      </w:r>
+      <w:proofErr w:type="spellStart"/>
+      <w:r>
+        <w:rPr>
+          <w:rFonts w:asciiTheme="minorHAnsi" w:hAnsiTheme="minorHAnsi"/>
+          <w:sz w:val="22"/>
+          <w:szCs w:val="22"/>
+        </w:rPr>
+        <w:t>mitrwo</w:t>
+      </w:r>
+      <w:proofErr w:type="spellEnd"/>
+      <w:r>
+        <w:rPr>
+          <w:rFonts w:asciiTheme="minorHAnsi" w:hAnsiTheme="minorHAnsi"/>
+          <w:sz w:val="22"/>
+          <w:szCs w:val="22"/>
+        </w:rPr>
+        <w:t>}}</w:t>
+      </w:r>
+      <w:r>
+        <w:rPr>
+          <w:rFonts w:asciiTheme="minorHAnsi" w:hAnsiTheme="minorHAnsi"/>
+          <w:sz w:val="22"/>
+          <w:szCs w:val="22"/>
+        </w:rPr>
+        <w:t xml:space="preserve"> </w:t>
+      </w:r>
+      <w:r>
+        <w:rPr>
+          <w:rFonts w:asciiTheme="minorHAnsi" w:hAnsiTheme="minorHAnsi"/>
+          <w:sz w:val="22"/>
+          <w:szCs w:val="22"/>
+        </w:rPr>
+        <w:t xml:space="preserve">κλάδου </w:t>
+      </w:r>
+      <w:r>
+        <w:rPr>
+          <w:rFonts w:asciiTheme="minorHAnsi" w:hAnsiTheme="minorHAnsi"/>
+          <w:sz w:val="22"/>
+          <w:szCs w:val="22"/>
+        </w:rPr>
+        <w:t xml:space="preserve">{{ </w:t>
+      </w:r>
+      <w:proofErr w:type="spellStart"/>
+      <w:r>
+        <w:rPr>
+          <w:rFonts w:asciiTheme="minorHAnsi" w:hAnsiTheme="minorHAnsi"/>
+          <w:sz w:val="22"/>
+          <w:szCs w:val="22"/>
+        </w:rPr>
+        <w:t>klados</w:t>
+      </w:r>
+      <w:proofErr w:type="spellEnd"/>
+      <w:r>
+        <w:rPr>
+          <w:rFonts w:asciiTheme="minorHAnsi" w:hAnsiTheme="minorHAnsi"/>
+          <w:sz w:val="22"/>
+          <w:szCs w:val="22"/>
+        </w:rPr>
+        <w:t xml:space="preserve"> }}</w:t>
+      </w:r>
+      <w:r>
+        <w:rPr>
+          <w:rFonts w:asciiTheme="minorHAnsi" w:hAnsiTheme="minorHAnsi"/>
+          <w:sz w:val="22"/>
+          <w:szCs w:val="22"/>
+        </w:rPr>
+        <w:t xml:space="preserve">, με την οποία ζητά την χορήγηση </w:t>
+      </w:r>
+      <w:r>
+        <w:rPr>
+          <w:rFonts w:asciiTheme="minorHAnsi" w:hAnsiTheme="minorHAnsi"/>
+          <w:sz w:val="22"/>
+          <w:szCs w:val="22"/>
+        </w:rPr>
+        <w:t>άδειας διευκόλυνσης</w:t>
+      </w:r>
+      <w:r>
+        <w:rPr>
+          <w:rFonts w:asciiTheme="minorHAnsi" w:hAnsiTheme="minorHAnsi"/>
+          <w:sz w:val="22"/>
+          <w:szCs w:val="22"/>
+        </w:rPr>
+        <w:t xml:space="preserve"> </w:t>
+      </w:r>
+      <w:r>
+        <w:rPr>
+          <w:rFonts w:asciiTheme="minorHAnsi" w:hAnsiTheme="minorHAnsi"/>
+          <w:sz w:val="22"/>
+          <w:szCs w:val="22"/>
+        </w:rPr>
+        <w:t xml:space="preserve">{{ </w:t>
+      </w:r>
+      <w:proofErr w:type="spellStart"/>
+      <w:r>
+        <w:rPr>
+          <w:rFonts w:asciiTheme="minorHAnsi" w:hAnsiTheme="minorHAnsi"/>
+          <w:sz w:val="22"/>
+          <w:szCs w:val="22"/>
+        </w:rPr>
+        <w:t>days</w:t>
+      </w:r>
+      <w:r>
+        <w:rPr>
+          <w:rFonts w:asciiTheme="minorHAnsi" w:hAnsiTheme="minorHAnsi"/>
+          <w:sz w:val="22"/>
+          <w:szCs w:val="22"/>
+        </w:rPr>
+        <w:t>_</w:t>
+      </w:r>
+      <w:r>
+        <w:rPr>
+          <w:rFonts w:asciiTheme="minorHAnsi" w:hAnsiTheme="minorHAnsi"/>
+          <w:sz w:val="22"/>
+          <w:szCs w:val="22"/>
+        </w:rPr>
+        <w:t>lektiko</w:t>
+      </w:r>
+      <w:proofErr w:type="spellEnd"/>
+      <w:r>
+        <w:rPr>
+          <w:rFonts w:asciiTheme="minorHAnsi" w:hAnsiTheme="minorHAnsi"/>
+          <w:sz w:val="22"/>
+          <w:szCs w:val="22"/>
+        </w:rPr>
+        <w:t xml:space="preserve"> </w:t>
+      </w:r>
+      <w:r>
+        <w:rPr>
+          <w:rFonts w:asciiTheme="minorHAnsi" w:hAnsiTheme="minorHAnsi"/>
+          <w:sz w:val="22"/>
+          <w:szCs w:val="22"/>
+        </w:rPr>
+        <w:t xml:space="preserve">}} </w:t>
+      </w:r>
+      <w:r>
+        <w:rPr>
+          <w:rFonts w:asciiTheme="minorHAnsi" w:hAnsiTheme="minorHAnsi"/>
+          <w:sz w:val="22"/>
+          <w:szCs w:val="22"/>
+        </w:rPr>
+        <w:t>με αποδοχές</w:t>
+      </w:r>
+      <w:r>
+        <w:rPr>
+          <w:rFonts w:asciiTheme="minorHAnsi" w:hAnsiTheme="minorHAnsi"/>
+          <w:sz w:val="22"/>
+          <w:szCs w:val="22"/>
+        </w:rPr>
+        <w:t>.</w:t>
+      </w:r>
+    </w:p>
+    <w:p>
+      <w:pPr>
         <w:widowControl/>
         <w:numPr>
           <w:ilvl w:val="0"/>
@@ -1061,51 +1585,6 @@
           <w:sz w:val="22"/>
           <w:szCs w:val="22"/>
         </w:rPr>
-        <w:t xml:space="preserve">Την από ………………. αίτηση της/του  </w:t>
-      </w:r>
-      <w:proofErr w:type="spellStart"/>
-      <w:r>
-        <w:rPr>
-          <w:rFonts w:asciiTheme="minorHAnsi" w:hAnsiTheme="minorHAnsi" w:cstheme="minorHAnsi"/>
-          <w:sz w:val="22"/>
-          <w:szCs w:val="22"/>
-        </w:rPr>
-        <w:t>ενδιαφερομέν</w:t>
-      </w:r>
-      <w:proofErr w:type="spellEnd"/>
-      <w:r>
-        <w:rPr>
-          <w:rFonts w:asciiTheme="minorHAnsi" w:hAnsiTheme="minorHAnsi" w:cstheme="minorHAnsi"/>
-          <w:sz w:val="22"/>
-          <w:szCs w:val="22"/>
-        </w:rPr>
-        <w:t>…..</w:t>
-      </w:r>
-    </w:p>
-    <w:p>
-      <w:pPr>
-        <w:widowControl/>
-        <w:numPr>
-          <w:ilvl w:val="0"/>
-          <w:numId w:val="16"/>
-        </w:numPr>
-        <w:autoSpaceDE/>
-        <w:autoSpaceDN/>
-        <w:adjustRightInd/>
-        <w:spacing w:line="276" w:lineRule="auto"/>
-        <w:jc w:val="both"/>
-        <w:rPr>
-          <w:rFonts w:asciiTheme="minorHAnsi" w:hAnsiTheme="minorHAnsi" w:cstheme="minorHAnsi"/>
-          <w:sz w:val="22"/>
-          <w:szCs w:val="22"/>
-        </w:rPr>
-      </w:pPr>
-      <w:r>
-        <w:rPr>
-          <w:rFonts w:asciiTheme="minorHAnsi" w:hAnsiTheme="minorHAnsi" w:cstheme="minorHAnsi"/>
-          <w:sz w:val="22"/>
-          <w:szCs w:val="22"/>
-        </w:rPr>
         <w:t>Την από  ……… βεβαίωση επίσκεψης του …………………… Σχολείου ……………………. .</w:t>
       </w:r>
     </w:p>
@@ -1148,6 +1627,7 @@
         <w:jc w:val="center"/>
         <w:rPr>
           <w:rFonts w:asciiTheme="minorHAnsi" w:hAnsiTheme="minorHAnsi" w:cstheme="minorHAnsi"/>
+          <w:b/>
           <w:sz w:val="22"/>
           <w:szCs w:val="22"/>
         </w:rPr>
@@ -1155,47 +1635,227 @@
     </w:p>
     <w:p>
       <w:pPr>
-        <w:spacing w:line="276" w:lineRule="auto"/>
-        <w:ind w:left="360"/>
+        <w:shd w:val="clear" w:color="auto" w:fill="FFFFFF"/>
+        <w:spacing w:after="240" w:line="360" w:lineRule="auto"/>
         <w:jc w:val="both"/>
         <w:rPr>
-          <w:rFonts w:asciiTheme="minorHAnsi" w:hAnsiTheme="minorHAnsi" w:cstheme="minorHAnsi"/>
-          <w:sz w:val="22"/>
-          <w:szCs w:val="22"/>
-        </w:rPr>
-      </w:pPr>
-      <w:r>
-        <w:rPr>
-          <w:rFonts w:asciiTheme="minorHAnsi" w:hAnsiTheme="minorHAnsi" w:cstheme="minorHAnsi"/>
-          <w:sz w:val="22"/>
-          <w:szCs w:val="22"/>
-        </w:rPr>
-        <w:t xml:space="preserve">Χορηγούμε ………………………………………..  , εκπαιδευτικό  του  </w:t>
-      </w:r>
-      <w:r>
-        <w:rPr>
-          <w:rFonts w:asciiTheme="minorHAnsi" w:hAnsiTheme="minorHAnsi" w:cstheme="minorHAnsi"/>
-          <w:color w:val="000000" w:themeColor="text1"/>
-          <w:sz w:val="22"/>
-          <w:szCs w:val="22"/>
-        </w:rPr>
-        <w:t>κλάδου  ΠΕ …………</w:t>
-      </w:r>
-      <w:r>
-        <w:rPr>
-          <w:rFonts w:asciiTheme="minorHAnsi" w:hAnsiTheme="minorHAnsi" w:cstheme="minorHAnsi"/>
-          <w:sz w:val="22"/>
-          <w:szCs w:val="22"/>
-        </w:rPr>
-        <w:t>,</w:t>
-      </w:r>
-      <w:r>
-        <w:rPr>
-          <w:rFonts w:asciiTheme="minorHAnsi" w:hAnsiTheme="minorHAnsi" w:cstheme="minorHAnsi"/>
+          <w:rFonts w:ascii="Calibri" w:hAnsi="Calibri"/>
+          <w:spacing w:val="100"/>
+          <w:sz w:val="22"/>
+          <w:szCs w:val="24"/>
+        </w:rPr>
+      </w:pPr>
+      <w:r>
+        <w:rPr>
+          <w:rFonts w:asciiTheme="minorHAnsi" w:hAnsiTheme="minorHAnsi"/>
+          <w:sz w:val="22"/>
+          <w:szCs w:val="22"/>
+        </w:rPr>
+        <w:t xml:space="preserve">Χορηγούμε στον/στην κ. </w:t>
+      </w:r>
+      <w:r>
+        <w:rPr>
+          <w:rFonts w:asciiTheme="minorHAnsi" w:hAnsiTheme="minorHAnsi"/>
+          <w:b/>
+          <w:sz w:val="22"/>
+          <w:szCs w:val="22"/>
+        </w:rPr>
+        <w:t>{{</w:t>
+      </w:r>
+      <w:r>
+        <w:rPr>
+          <w:rFonts w:asciiTheme="minorHAnsi" w:hAnsiTheme="minorHAnsi"/>
+          <w:b/>
           <w:sz w:val="22"/>
           <w:szCs w:val="22"/>
         </w:rPr>
         <w:t xml:space="preserve"> </w:t>
+      </w:r>
+      <w:proofErr w:type="spellStart"/>
+      <w:r>
+        <w:rPr>
+          <w:rFonts w:asciiTheme="minorHAnsi" w:hAnsiTheme="minorHAnsi"/>
+          <w:b/>
+          <w:sz w:val="22"/>
+          <w:szCs w:val="22"/>
+          <w:lang w:val="en-US"/>
+        </w:rPr>
+        <w:t>eponymo</w:t>
+      </w:r>
+      <w:proofErr w:type="spellEnd"/>
+      <w:r>
+        <w:rPr>
+          <w:rFonts w:asciiTheme="minorHAnsi" w:hAnsiTheme="minorHAnsi"/>
+          <w:b/>
+          <w:sz w:val="22"/>
+          <w:szCs w:val="22"/>
+        </w:rPr>
+        <w:t xml:space="preserve"> </w:t>
+      </w:r>
+      <w:r>
+        <w:rPr>
+          <w:rFonts w:asciiTheme="minorHAnsi" w:hAnsiTheme="minorHAnsi"/>
+          <w:b/>
+          <w:sz w:val="22"/>
+          <w:szCs w:val="22"/>
+        </w:rPr>
+        <w:t>}}</w:t>
+      </w:r>
+      <w:r>
+        <w:rPr>
+          <w:rFonts w:asciiTheme="minorHAnsi" w:hAnsiTheme="minorHAnsi"/>
+          <w:b/>
+          <w:sz w:val="22"/>
+          <w:szCs w:val="22"/>
+        </w:rPr>
+        <w:t xml:space="preserve"> {{</w:t>
+      </w:r>
+      <w:proofErr w:type="spellStart"/>
+      <w:r>
+        <w:rPr>
+          <w:rFonts w:asciiTheme="minorHAnsi" w:hAnsiTheme="minorHAnsi"/>
+          <w:b/>
+          <w:sz w:val="22"/>
+          <w:szCs w:val="22"/>
+          <w:lang w:val="en-US"/>
+        </w:rPr>
+        <w:t>onoma</w:t>
+      </w:r>
+      <w:proofErr w:type="spellEnd"/>
+      <w:r>
+        <w:rPr>
+          <w:rFonts w:asciiTheme="minorHAnsi" w:hAnsiTheme="minorHAnsi"/>
+          <w:b/>
+          <w:sz w:val="22"/>
+          <w:szCs w:val="22"/>
+        </w:rPr>
+        <w:t>}}</w:t>
+      </w:r>
+      <w:r>
+        <w:rPr>
+          <w:rFonts w:asciiTheme="minorHAnsi" w:hAnsiTheme="minorHAnsi"/>
+          <w:sz w:val="22"/>
+          <w:szCs w:val="22"/>
+        </w:rPr>
+        <w:t xml:space="preserve">, </w:t>
+      </w:r>
+      <w:r>
+        <w:rPr>
+          <w:rFonts w:asciiTheme="minorHAnsi" w:hAnsiTheme="minorHAnsi"/>
+          <w:sz w:val="22"/>
+          <w:szCs w:val="22"/>
+        </w:rPr>
+        <w:t>με</w:t>
+      </w:r>
+      <w:r>
+        <w:rPr>
+          <w:rFonts w:asciiTheme="minorHAnsi" w:hAnsiTheme="minorHAnsi"/>
+          <w:b/>
+          <w:sz w:val="22"/>
+          <w:szCs w:val="22"/>
+        </w:rPr>
+        <w:t xml:space="preserve"> </w:t>
+      </w:r>
+      <w:r>
+        <w:rPr>
+          <w:rFonts w:asciiTheme="minorHAnsi" w:hAnsiTheme="minorHAnsi"/>
+          <w:sz w:val="22"/>
+          <w:szCs w:val="22"/>
+        </w:rPr>
+        <w:t xml:space="preserve">ΑΜ : </w:t>
+      </w:r>
+      <w:r>
+        <w:rPr>
+          <w:rFonts w:asciiTheme="minorHAnsi" w:hAnsiTheme="minorHAnsi"/>
+          <w:b/>
+          <w:sz w:val="22"/>
+          <w:szCs w:val="22"/>
+        </w:rPr>
+        <w:t>{{</w:t>
+      </w:r>
+      <w:proofErr w:type="spellStart"/>
+      <w:r>
+        <w:rPr>
+          <w:rFonts w:asciiTheme="minorHAnsi" w:hAnsiTheme="minorHAnsi"/>
+          <w:b/>
+          <w:sz w:val="22"/>
+          <w:szCs w:val="22"/>
+          <w:lang w:val="en-US"/>
+        </w:rPr>
+        <w:t>mitrwo</w:t>
+      </w:r>
+      <w:proofErr w:type="spellEnd"/>
+      <w:r>
+        <w:rPr>
+          <w:rFonts w:asciiTheme="minorHAnsi" w:hAnsiTheme="minorHAnsi"/>
+          <w:b/>
+          <w:sz w:val="22"/>
+          <w:szCs w:val="22"/>
+        </w:rPr>
+        <w:t>}}</w:t>
+      </w:r>
+      <w:r>
+        <w:rPr>
+          <w:rFonts w:asciiTheme="minorHAnsi" w:hAnsiTheme="minorHAnsi"/>
+          <w:sz w:val="22"/>
+          <w:szCs w:val="22"/>
+        </w:rPr>
+        <w:t xml:space="preserve">, κλάδου </w:t>
+      </w:r>
+      <w:r>
+        <w:rPr>
+          <w:rFonts w:asciiTheme="minorHAnsi" w:hAnsiTheme="minorHAnsi"/>
+          <w:b/>
+          <w:sz w:val="22"/>
+          <w:szCs w:val="22"/>
+        </w:rPr>
+        <w:t xml:space="preserve">{{ </w:t>
+      </w:r>
+      <w:proofErr w:type="spellStart"/>
+      <w:r>
+        <w:rPr>
+          <w:rFonts w:asciiTheme="minorHAnsi" w:hAnsiTheme="minorHAnsi"/>
+          <w:b/>
+          <w:sz w:val="22"/>
+          <w:szCs w:val="22"/>
+          <w:lang w:val="en-US"/>
+        </w:rPr>
+        <w:t>klados</w:t>
+      </w:r>
+      <w:proofErr w:type="spellEnd"/>
+      <w:r>
+        <w:rPr>
+          <w:rFonts w:asciiTheme="minorHAnsi" w:hAnsiTheme="minorHAnsi"/>
+          <w:b/>
+          <w:sz w:val="22"/>
+          <w:szCs w:val="22"/>
+        </w:rPr>
+        <w:t xml:space="preserve"> }}</w:t>
+      </w:r>
+      <w:r>
+        <w:rPr>
+          <w:rFonts w:asciiTheme="minorHAnsi" w:hAnsiTheme="minorHAnsi"/>
+          <w:sz w:val="22"/>
+          <w:szCs w:val="22"/>
+        </w:rPr>
+        <w:t>, εκπαιδευτικού του 3</w:t>
+      </w:r>
+      <w:r>
+        <w:rPr>
+          <w:rFonts w:asciiTheme="minorHAnsi" w:hAnsiTheme="minorHAnsi"/>
+          <w:sz w:val="22"/>
+          <w:szCs w:val="22"/>
+          <w:vertAlign w:val="superscript"/>
+        </w:rPr>
+        <w:t>ου</w:t>
+      </w:r>
+      <w:r>
+        <w:rPr>
+          <w:rFonts w:asciiTheme="minorHAnsi" w:hAnsiTheme="minorHAnsi"/>
+          <w:sz w:val="22"/>
+          <w:szCs w:val="22"/>
+        </w:rPr>
+        <w:t xml:space="preserve"> ΓΕΛ Άργους, </w:t>
       </w:r>
       <w:r>
         <w:rPr>
@@ -1243,11 +1903,143 @@
       </w:r>
       <w:r>
         <w:rPr>
+          <w:rFonts w:asciiTheme="minorHAnsi" w:hAnsiTheme="minorHAnsi"/>
+          <w:b/>
+          <w:sz w:val="22"/>
+          <w:szCs w:val="22"/>
+        </w:rPr>
+        <w:t xml:space="preserve"> </w:t>
+      </w:r>
+      <w:r>
+        <w:rPr>
+          <w:rFonts w:asciiTheme="minorHAnsi" w:hAnsiTheme="minorHAnsi"/>
+          <w:b/>
+          <w:sz w:val="22"/>
+          <w:szCs w:val="22"/>
+        </w:rPr>
+        <w:t xml:space="preserve"> </w:t>
+      </w:r>
+      <w:r>
+        <w:rPr>
+          <w:rFonts w:asciiTheme="minorHAnsi" w:hAnsiTheme="minorHAnsi"/>
+          <w:b/>
+          <w:sz w:val="22"/>
+          <w:szCs w:val="22"/>
+        </w:rPr>
+        <w:t>{{</w:t>
+      </w:r>
+      <w:r>
+        <w:rPr>
+          <w:rFonts w:asciiTheme="minorHAnsi" w:hAnsiTheme="minorHAnsi"/>
+          <w:b/>
+          <w:sz w:val="22"/>
+          <w:szCs w:val="22"/>
+        </w:rPr>
+        <w:t xml:space="preserve"> </w:t>
+      </w:r>
+      <w:r>
+        <w:rPr>
+          <w:rFonts w:asciiTheme="minorHAnsi" w:hAnsiTheme="minorHAnsi"/>
+          <w:b/>
+          <w:sz w:val="22"/>
+          <w:szCs w:val="22"/>
+          <w:lang w:val="en-US"/>
+        </w:rPr>
+        <w:t>days</w:t>
+      </w:r>
+      <w:r>
+        <w:rPr>
+          <w:rFonts w:asciiTheme="minorHAnsi" w:hAnsiTheme="minorHAnsi"/>
+          <w:b/>
+          <w:sz w:val="22"/>
+          <w:szCs w:val="22"/>
+        </w:rPr>
+        <w:t>_</w:t>
+      </w:r>
+      <w:proofErr w:type="spellStart"/>
+      <w:r>
+        <w:rPr>
+          <w:rFonts w:asciiTheme="minorHAnsi" w:hAnsiTheme="minorHAnsi"/>
+          <w:b/>
+          <w:sz w:val="22"/>
+          <w:szCs w:val="22"/>
+          <w:lang w:val="en-US"/>
+        </w:rPr>
+        <w:t>lektiko</w:t>
+      </w:r>
+      <w:proofErr w:type="spellEnd"/>
+      <w:r>
+        <w:rPr>
+          <w:rFonts w:asciiTheme="minorHAnsi" w:hAnsiTheme="minorHAnsi"/>
+          <w:b/>
+          <w:sz w:val="22"/>
+          <w:szCs w:val="22"/>
+        </w:rPr>
+        <w:t xml:space="preserve"> </w:t>
+      </w:r>
+      <w:r>
+        <w:rPr>
+          <w:rFonts w:asciiTheme="minorHAnsi" w:hAnsiTheme="minorHAnsi"/>
+          <w:b/>
+          <w:sz w:val="22"/>
+          <w:szCs w:val="22"/>
+        </w:rPr>
+        <w:t>}}</w:t>
+      </w:r>
+      <w:r>
+        <w:rPr>
+          <w:rFonts w:asciiTheme="minorHAnsi" w:hAnsiTheme="minorHAnsi"/>
+          <w:b/>
+          <w:sz w:val="22"/>
+          <w:szCs w:val="22"/>
+        </w:rPr>
+        <w:t xml:space="preserve"> </w:t>
+      </w:r>
+      <w:r>
+        <w:rPr>
+          <w:rFonts w:asciiTheme="minorHAnsi" w:hAnsiTheme="minorHAnsi"/>
+          <w:sz w:val="22"/>
+          <w:szCs w:val="22"/>
+        </w:rPr>
+        <w:t xml:space="preserve">με αποδοχές, στις </w:t>
+      </w:r>
+      <w:r>
+        <w:rPr>
+          <w:rFonts w:asciiTheme="minorHAnsi" w:hAnsiTheme="minorHAnsi"/>
+          <w:b/>
+          <w:sz w:val="22"/>
+          <w:szCs w:val="22"/>
+        </w:rPr>
+        <w:t xml:space="preserve">{{ </w:t>
+      </w:r>
+      <w:proofErr w:type="spellStart"/>
+      <w:r>
+        <w:rPr>
+          <w:rFonts w:asciiTheme="minorHAnsi" w:hAnsiTheme="minorHAnsi"/>
+          <w:b/>
+          <w:sz w:val="22"/>
+          <w:szCs w:val="22"/>
+          <w:lang w:val="en-US"/>
+        </w:rPr>
+        <w:t>arxh</w:t>
+      </w:r>
+      <w:proofErr w:type="spellEnd"/>
+      <w:r>
+        <w:rPr>
+          <w:rFonts w:asciiTheme="minorHAnsi" w:hAnsiTheme="minorHAnsi"/>
+          <w:b/>
+          <w:sz w:val="22"/>
+          <w:szCs w:val="22"/>
+        </w:rPr>
+        <w:t xml:space="preserve"> }} </w:t>
+      </w:r>
+      <w:r>
+        <w:rPr>
           <w:rFonts w:asciiTheme="minorHAnsi" w:hAnsiTheme="minorHAnsi" w:cstheme="minorHAnsi"/>
           <w:sz w:val="22"/>
           <w:szCs w:val="22"/>
         </w:rPr>
-        <w:t xml:space="preserve"> με αποδοχές, την …………….. </w:t>
+        <w:t>για</w:t>
       </w:r>
       <w:r>
         <w:rPr>
@@ -1264,46 +2056,16 @@
           <w:sz w:val="22"/>
           <w:szCs w:val="22"/>
         </w:rPr>
-        <w:t>για</w:t>
+        <w:t>ενημέρωση της σχολικής επίδοσης τέκνου</w:t>
       </w:r>
       <w:r>
         <w:rPr>
           <w:rFonts w:asciiTheme="minorHAnsi" w:hAnsiTheme="minorHAnsi" w:cstheme="minorHAnsi"/>
-          <w:color w:val="FF0000"/>
-          <w:sz w:val="22"/>
-          <w:szCs w:val="22"/>
-        </w:rPr>
-        <w:t xml:space="preserve"> </w:t>
-      </w:r>
-      <w:r>
-        <w:rPr>
-          <w:rFonts w:asciiTheme="minorHAnsi" w:hAnsiTheme="minorHAnsi" w:cstheme="minorHAnsi"/>
-          <w:sz w:val="22"/>
-          <w:szCs w:val="22"/>
-        </w:rPr>
-        <w:t>ενημέρωση της σχολικής επίδοσης τέκνου</w:t>
-      </w:r>
-      <w:r>
-        <w:rPr>
-          <w:rFonts w:asciiTheme="minorHAnsi" w:hAnsiTheme="minorHAnsi" w:cstheme="minorHAnsi"/>
           <w:sz w:val="22"/>
           <w:szCs w:val="22"/>
         </w:rPr>
         <w:t>.</w:t>
       </w:r>
-    </w:p>
-    <w:p>
-      <w:pPr>
-        <w:shd w:val="clear" w:color="auto" w:fill="FFFFFF"/>
-        <w:spacing w:after="240"/>
-        <w:jc w:val="center"/>
-        <w:rPr>
-          <w:rFonts w:ascii="Calibri" w:hAnsi="Calibri"/>
-          <w:spacing w:val="100"/>
-          <w:sz w:val="22"/>
-          <w:szCs w:val="24"/>
-        </w:rPr>
-      </w:pPr>
     </w:p>
     <w:tbl>
       <w:tblPr>
@@ -1336,8 +2098,8 @@
                 <w:szCs w:val="24"/>
               </w:rPr>
               <w:pict>
-                <v:shape id="Πλαίσιο κειμένου 3" o:spid="_x0000_s1027" type="#_x0000_t202" style="position:absolute;margin-left:6.45pt;margin-top:83.15pt;width:194.7pt;height:74.35pt;z-index:251658240;visibility:visible;mso-width-percent:400;mso-height-percent:200;mso-width-percent:400;mso-height-percent:200;mso-width-relative:margin;mso-height-relative:margin" o:gfxdata="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" stroked="f">
-                  <v:textbox style="mso-fit-shape-to-text:t">
+                <v:shape id="Πλαίσιο κειμένου 3" o:spid="_x0000_s1027" type="#_x0000_t202" style="position:absolute;margin-left:6.45pt;margin-top:47.55pt;width:195.35pt;height:74.35pt;z-index:251658240;visibility:visible;mso-width-percent:400;mso-height-percent:200;mso-width-percent:400;mso-height-percent:200;mso-width-relative:margin;mso-height-relative:margin" o:gfxdata="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" stroked="f">
+                  <v:textbox style="mso-next-textbox:#Πλαίσιο κειμένου 3;mso-fit-shape-to-text:t">
                     <w:txbxContent>
                       <w:p>
                         <w:pPr>
@@ -1464,29 +2226,25 @@
             <w:r>
               <w:rPr>
                 <w:rFonts w:ascii="Calibri" w:hAnsi="Calibri"/>
-                <w:b/>
                 <w:noProof/>
                 <w:sz w:val="24"/>
                 <w:szCs w:val="24"/>
-                <w:lang w:eastAsia="en-US"/>
               </w:rPr>
               <w:pict>
-                <v:shape id="_x0000_s1029" type="#_x0000_t202" style="position:absolute;left:0;text-align:left;margin-left:28.4pt;margin-top:2.35pt;width:194.5pt;height:88.45pt;z-index:251660288;mso-width-percent:400;mso-height-percent:200;mso-position-horizontal-relative:text;mso-position-vertical-relative:text;mso-width-percent:400;mso-height-percent:200;mso-width-relative:margin;mso-height-relative:margin" stroked="f">
-                  <v:textbox style="mso-fit-shape-to-text:t">
+                <v:shape id="_x0000_s1035" type="#_x0000_t202" style="position:absolute;left:0;text-align:left;margin-left:54.65pt;margin-top:4.5pt;width:195.3pt;height:83.45pt;z-index:251666432;visibility:visible;mso-width-percent:400;mso-position-horizontal-relative:text;mso-position-vertical-relative:text;mso-width-percent:400;mso-width-relative:margin;mso-height-relative:margin" o:gfxdata="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" stroked="f">
+                  <v:textbox style="mso-next-textbox:#_x0000_s1035">
                     <w:txbxContent>
                       <w:p>
                         <w:pPr>
                           <w:jc w:val="center"/>
                           <w:rPr>
-                            <w:rFonts w:asciiTheme="minorHAnsi" w:hAnsiTheme="minorHAnsi" w:cstheme="minorHAnsi"/>
-                            <w:b/>
+                            <w:rFonts w:ascii="Calibri" w:hAnsi="Calibri" w:cs="Calibri"/>
                             <w:sz w:val="24"/>
                           </w:rPr>
                         </w:pPr>
                         <w:r>
                           <w:rPr>
-                            <w:rFonts w:asciiTheme="minorHAnsi" w:hAnsiTheme="minorHAnsi" w:cstheme="minorHAnsi"/>
-                            <w:b/>
+                            <w:rFonts w:ascii="Calibri" w:hAnsi="Calibri" w:cs="Calibri"/>
                             <w:sz w:val="24"/>
                           </w:rPr>
                           <w:t>Ο Διευθυντής</w:t>
@@ -1496,8 +2254,7 @@
                         <w:pPr>
                           <w:jc w:val="center"/>
                           <w:rPr>
-                            <w:rFonts w:asciiTheme="minorHAnsi" w:hAnsiTheme="minorHAnsi" w:cstheme="minorHAnsi"/>
-                            <w:b/>
+                            <w:rFonts w:ascii="Calibri" w:hAnsi="Calibri" w:cs="Calibri"/>
                             <w:sz w:val="24"/>
                           </w:rPr>
                         </w:pPr>
@@ -1506,8 +2263,7 @@
                         <w:pPr>
                           <w:jc w:val="center"/>
                           <w:rPr>
-                            <w:rFonts w:asciiTheme="minorHAnsi" w:hAnsiTheme="minorHAnsi" w:cstheme="minorHAnsi"/>
-                            <w:b/>
+                            <w:rFonts w:ascii="Calibri" w:hAnsi="Calibri" w:cs="Calibri"/>
                             <w:sz w:val="24"/>
                           </w:rPr>
                         </w:pPr>
@@ -1516,18 +2272,32 @@
                         <w:pPr>
                           <w:jc w:val="center"/>
                           <w:rPr>
-                            <w:rFonts w:asciiTheme="minorHAnsi" w:hAnsiTheme="minorHAnsi" w:cstheme="minorHAnsi"/>
-                            <w:b/>
+                            <w:rFonts w:ascii="Calibri" w:hAnsi="Calibri" w:cs="Calibri"/>
                             <w:sz w:val="24"/>
                           </w:rPr>
                         </w:pPr>
                         <w:r>
                           <w:rPr>
-                            <w:rFonts w:asciiTheme="minorHAnsi" w:hAnsiTheme="minorHAnsi" w:cstheme="minorHAnsi"/>
-                            <w:b/>
+                            <w:rFonts w:ascii="Calibri" w:hAnsi="Calibri" w:cs="Calibri"/>
                             <w:sz w:val="24"/>
                           </w:rPr>
                           <w:t>Παντελεήμων Ρουμελιώτης</w:t>
+                        </w:r>
+                      </w:p>
+                      <w:p>
+                        <w:pPr>
+                          <w:jc w:val="center"/>
+                          <w:rPr>
+                            <w:rFonts w:ascii="Calibri" w:hAnsi="Calibri" w:cs="Calibri"/>
+                            <w:sz w:val="24"/>
+                          </w:rPr>
+                        </w:pPr>
+                        <w:r>
+                          <w:rPr>
+                            <w:rFonts w:ascii="Calibri" w:hAnsi="Calibri" w:cs="Calibri"/>
+                            <w:sz w:val="24"/>
+                          </w:rPr>
+                          <w:t>Πληροφορικός</w:t>
                         </w:r>
                       </w:p>
                     </w:txbxContent>
@@ -3952,7 +4722,7 @@
 </file>
 
 <file path=customXml/itemProps1.xml><?xml version="1.0" encoding="utf-8"?>
-<ds:datastoreItem xmlns:ds="http://schemas.openxmlformats.org/officeDocument/2006/customXml" ds:itemID="{101451DD-CA46-4900-A5AD-7007E94B31A1}">
+<ds:datastoreItem xmlns:ds="http://schemas.openxmlformats.org/officeDocument/2006/customXml" ds:itemID="{768B9500-AF43-41A6-B63E-657514B3079B}">
   <ds:schemaRefs>
     <ds:schemaRef ds:uri="http://schemas.openxmlformats.org/officeDocument/2006/bibliography"/>
   </ds:schemaRefs>
